--- a/downloads/teacher/05 Materials/Unit 03/Handouts/Handout 03.12 - Healthy or Unhealthy Card Sort.docx
+++ b/downloads/teacher/05 Materials/Unit 03/Handouts/Handout 03.12 - Healthy or Unhealthy Card Sort.docx
@@ -1245,16 +1245,7 @@
         <w:pStyle w:val="BodyText"/>
       </w:pPr>
       <w:r>
-        <w:t xml:space="preserve">Sign words in other languages</w:t>
-      </w:r>
-      <w:r>
-        <w:t xml:space="preserve"> </w:t>
-      </w:r>
-      <w:r>
-        <w:rPr>
-          <w:rStyle w:val="TeacherNote"/>
-        </w:rPr>
-        <w:t xml:space="preserve">[check with a native speaker before printing]:</w:t>
+        <w:t xml:space="preserve">Sign words in other languages:</w:t>
       </w:r>
     </w:p>
     <w:tbl>
